--- a/Paket LGU/02_Penagihan_Termin_1/03_Laporan_Termin_1_Sertifikasi_40Persen.docx
+++ b/Paket LGU/02_Penagihan_Termin_1/03_Laporan_Termin_1_Sertifikasi_40Persen.docx
@@ -11,7 +11,7 @@
           <w:noProof/>
         </w:rPr>
         <w:drawing>
-          <wp:inline distT="0" distB="0" distL="0" distR="0" wp14:anchorId="2829552E" wp14:editId="54B5840D">
+          <wp:inline distT="0" distB="0" distL="0" distR="0" wp14:anchorId="2B1FC587" wp14:editId="7CE985CF">
             <wp:extent cx="7524000" cy="10620000"/>
             <wp:effectExtent l="0" t="0" r="0" b="0"/>
             <wp:docPr id="1" name="Picture 1"/>
@@ -102,7 +102,7 @@
               </w:rPr>
               <w:lastRenderedPageBreak/>
               <w:drawing>
-                <wp:inline distT="0" distB="0" distL="0" distR="0" wp14:anchorId="5297C55B" wp14:editId="237B1DB6">
+                <wp:inline distT="0" distB="0" distL="0" distR="0" wp14:anchorId="25BF5820" wp14:editId="38A49C44">
                   <wp:extent cx="863083" cy="457200"/>
                   <wp:effectExtent l="0" t="0" r="0" b="0"/>
                   <wp:docPr id="2" name="Picture 2"/>
@@ -171,7 +171,7 @@
                 <w:noProof/>
               </w:rPr>
               <w:drawing>
-                <wp:inline distT="0" distB="0" distL="0" distR="0" wp14:anchorId="452F86F0" wp14:editId="4B588B64">
+                <wp:inline distT="0" distB="0" distL="0" distR="0" wp14:anchorId="1E0BB1F9" wp14:editId="41B76C0F">
                   <wp:extent cx="1112414" cy="329184"/>
                   <wp:effectExtent l="0" t="0" r="0" b="0"/>
                   <wp:docPr id="3" name="Picture 3"/>
@@ -2292,7 +2292,7 @@
                 <w:color w:val="20262B"/>
                 <w:sz w:val="17"/>
               </w:rPr>
-              <w:t>Iterasi desain tersedia: PCB Node Sensor GLD telah melalui lima versi (V1 hingga V5) dan casing berkembang dari ATEX Casing v2 ke v3 (8 Sep 2026). Log keterkaitan revisi dengan temuan uji sedang dirangkum.</w:t>
+              <w:t>Iterasi desain tersedia: PCB Node Sensor GLD lima versi (V1–V5) dengan catatan perubahan per versi, termasuk perbaikan temuan V2 pada V3, dan casing berkembang dari ATEX Casing v2 ke v3 (8 Sep 2026). Log keterkaitan revisi dengan temuan uji sedang dirangkum.</w:t>
             </w:r>
           </w:p>
         </w:tc>
@@ -2951,7 +2951,7 @@
           <w:color w:val="20262B"/>
           <w:sz w:val="21"/>
         </w:rPr>
-        <w:t>Iterasi desain perangkat keras telah dilakukan pada dua komponen utama: (1) PCB Node Sensor GLD telah melalui lima versi, V1 hingga V5 (Gambar 3.3): V1 memuat soket delapan sensor MQ langsung pada papan utama; versi berikutnya memakai modul sensor MQ terpisah dengan penyempurnaan tata letak motherboard; V5 menggunakan susunan beberapa papan dengan konektor antar-papan dan terminal blok untuk kabel daya. Dokumentasi BOM dan layout PCB (EasyEDA) tersedia per 9–11 September 2026; (2) casing berkembang dari ATEX Casing v2 (desain mounting U-bolt) ke GLD ATEX Case v3 (8 September 2026) dengan mesh filter stainless steel, kipas DC, dan dimensi yang disesuaikan untuk kebutuhan sertifikasi Ex d.</w:t>
+        <w:t>Iterasi desain perangkat keras telah dilakukan pada dua komponen utama. (1) PCB Node Sensor GLD telah melalui lima versi dengan catatan perubahan per versi (Gambar 3.3): V1 sebagai baseline — ESP32, ADC ADS1256, multiplexer TCA9548, DAC MCP4725, jalur analog INA333/OPA333/LM321, dan bridge sensor MQ berada pada satu motherboard; V2 memindahkan INA333, MCP4725, dan bridge MQ ke SensorBoardMQ terpisah dengan saklar daya TPS22919, mengganti LM321 dengan OPA320, serta menambahkan PCF8574 dan sensor suhu-kelembapan SHT40; V3 memperbaiki temuan pada V2 — jalur catu +5VA disambungkan dan soket kipas DC 5 V dikembalikan; V4 menambahkan cover PCB dengan terminal kabel serta lubang baut untuk pemasangan motherboard; V5 memisahkan fungsi akuisisi (ADS1256, TCA9548, OPA320, PCF8574, SHT40, +5VA) ke Sensor PCB yang terhubung melalui konektor 16-pin PHD2.0, sementara motherboard adapter mempertahankan ESP32 dan watchdog TPL5010. Dokumentasi BOM dan layout PCB tersedia per 9–11 September 2026; (2) casing berkembang dari ATEX Casing v2 (desain mounting U-bolt) ke GLD ATEX Case v3 (8 September 2026) dengan mesh filter stainless steel, kipas DC, dan dimensi yang disesuaikan untuk kebutuhan sertifikasi Ex d.</w:t>
       </w:r>
     </w:p>
     <w:p>
@@ -2964,7 +2964,7 @@
           <w:color w:val="20262B"/>
           <w:sz w:val="21"/>
         </w:rPr>
-        <w:t>Change log formal yang menautkan setiap revisi dengan temuan uji, tindakan koreksi, bukti implementasi, dan hasil uji ulang (termasuk hasil uji termal 30 September 2026) sedang dirangkum.</w:t>
+        <w:t>Catatan perubahan per versi PCB telah tersedia. Penautan setiap revisi dengan temuan uji, tindakan koreksi, dan hasil uji ulang (termasuk hasil uji termal 30 September 2026) sedang dirangkum.</w:t>
       </w:r>
     </w:p>
     <w:p>
@@ -2976,10 +2976,10 @@
           <w:noProof/>
         </w:rPr>
         <w:drawing>
-          <wp:inline distT="0" distB="0" distL="0" distR="0" wp14:anchorId="2DE0552F" wp14:editId="1230BE80">
+          <wp:inline distT="0" distB="0" distL="0" distR="0" wp14:anchorId="142D8EAF" wp14:editId="32C79170">
             <wp:extent cx="5760720" cy="2317263"/>
             <wp:effectExtent l="0" t="0" r="0" b="0"/>
-            <wp:docPr id="1079768831" name="Picture 1079768831"/>
+            <wp:docPr id="953737286" name="Picture 953737286"/>
             <wp:cNvGraphicFramePr>
               <a:graphicFrameLocks xmlns:a="http://schemas.openxmlformats.org/drawingml/2006/main" noChangeAspect="1"/>
             </wp:cNvGraphicFramePr>
@@ -3232,10 +3232,10 @@
           <w:noProof/>
         </w:rPr>
         <w:drawing>
-          <wp:inline distT="0" distB="0" distL="0" distR="0" wp14:anchorId="7308E07B" wp14:editId="3698C06D">
+          <wp:inline distT="0" distB="0" distL="0" distR="0" wp14:anchorId="2D234291" wp14:editId="3CBD7617">
             <wp:extent cx="2651760" cy="4390320"/>
             <wp:effectExtent l="0" t="0" r="0" b="0"/>
-            <wp:docPr id="2134390880" name="Picture 2134390880"/>
+            <wp:docPr id="1258804415" name="Picture 1258804415"/>
             <wp:cNvGraphicFramePr>
               <a:graphicFrameLocks xmlns:a="http://schemas.openxmlformats.org/drawingml/2006/main" noChangeAspect="1"/>
             </wp:cNvGraphicFramePr>
@@ -3699,10 +3699,10 @@
           <w:noProof/>
         </w:rPr>
         <w:drawing>
-          <wp:inline distT="0" distB="0" distL="0" distR="0" wp14:anchorId="1D1AE540" wp14:editId="2BD97EF3">
+          <wp:inline distT="0" distB="0" distL="0" distR="0" wp14:anchorId="4B6819C9" wp14:editId="73B20E28">
             <wp:extent cx="5760720" cy="3909766"/>
             <wp:effectExtent l="0" t="0" r="0" b="0"/>
-            <wp:docPr id="143903089" name="Picture 143903089"/>
+            <wp:docPr id="968023959" name="Picture 968023959"/>
             <wp:cNvGraphicFramePr>
               <a:graphicFrameLocks xmlns:a="http://schemas.openxmlformats.org/drawingml/2006/main" noChangeAspect="1"/>
             </wp:cNvGraphicFramePr>
@@ -6104,31 +6104,31 @@
       </w:rPr>
     </w:lvl>
   </w:abstractNum>
-  <w:num w:numId="1" w16cid:durableId="222831256">
+  <w:num w:numId="1" w16cid:durableId="554703997">
     <w:abstractNumId w:val="8"/>
   </w:num>
-  <w:num w:numId="2" w16cid:durableId="416024128">
+  <w:num w:numId="2" w16cid:durableId="720716090">
     <w:abstractNumId w:val="6"/>
   </w:num>
-  <w:num w:numId="3" w16cid:durableId="99880760">
+  <w:num w:numId="3" w16cid:durableId="1724602176">
     <w:abstractNumId w:val="5"/>
   </w:num>
-  <w:num w:numId="4" w16cid:durableId="1894391847">
+  <w:num w:numId="4" w16cid:durableId="1518691409">
     <w:abstractNumId w:val="4"/>
   </w:num>
-  <w:num w:numId="5" w16cid:durableId="1357971793">
+  <w:num w:numId="5" w16cid:durableId="1625623016">
     <w:abstractNumId w:val="7"/>
   </w:num>
-  <w:num w:numId="6" w16cid:durableId="1771004948">
+  <w:num w:numId="6" w16cid:durableId="455222660">
     <w:abstractNumId w:val="3"/>
   </w:num>
-  <w:num w:numId="7" w16cid:durableId="762530713">
+  <w:num w:numId="7" w16cid:durableId="1750811312">
     <w:abstractNumId w:val="2"/>
   </w:num>
-  <w:num w:numId="8" w16cid:durableId="225185717">
+  <w:num w:numId="8" w16cid:durableId="1790664577">
     <w:abstractNumId w:val="1"/>
   </w:num>
-  <w:num w:numId="9" w16cid:durableId="878130475">
+  <w:num w:numId="9" w16cid:durableId="1136753208">
     <w:abstractNumId w:val="0"/>
   </w:num>
 </w:numbering>
